--- a/docs/budget-ovh-demarrage-2026-10.docx
+++ b/docs/budget-ovh-demarrage-2026-10.docx
@@ -25,7 +25,7 @@
           <w:color w:val="1B5E3B"/>
           <w:sz w:val="48"/>
         </w:rPr>
-        <w:t>Budget mensuel de démarrage</w:t>
+        <w:t>Budget d'hébergement</w:t>
       </w:r>
     </w:p>
     <w:p>
@@ -34,9 +34,10 @@
       </w:pPr>
       <w:r>
         <w:rPr>
+          <w:b w:val="0"/>
           <w:sz w:val="28"/>
         </w:rPr>
-        <w:t>Hébergement OVHcloud — VPS et stockage objet</w:t>
+        <w:t>OVHcloud — serveur VPS-4 et stockage objet</w:t>
       </w:r>
     </w:p>
     <w:p>
@@ -48,7 +49,7 @@
           <w:b/>
           <w:sz w:val="22"/>
         </w:rPr>
-        <w:t>Scénario retenu : environnements de test et de production sur un même serveur</w:t>
+        <w:t>Serveur commandé · environnements de test et de production</w:t>
       </w:r>
     </w:p>
     <w:p>
@@ -57,23 +58,11 @@
       </w:pPr>
       <w:r>
         <w:rPr>
-          <w:b/>
-          <w:color w:val="1B5E3B"/>
-          <w:sz w:val="28"/>
-        </w:rPr>
-        <w:t>Enveloppe annuelle retenue : 490,00 € HT</w:t>
-      </w:r>
-    </w:p>
-    <w:p>
-      <w:pPr>
-        <w:jc w:val="center"/>
-      </w:pPr>
-      <w:r>
-        <w:rPr>
+          <w:b w:val="0"/>
           <w:i/>
           <w:sz w:val="20"/>
         </w:rPr>
-        <w:t>Montants hors taxes sauf mention contraire · tarifs relevés en octobre 2026 · version du 11 octobre 2026</w:t>
+        <w:t>Montants hors taxes · TVA 0 % (facturation Guinée) · version du 22 octobre 2026</w:t>
       </w:r>
     </w:p>
     <w:p>
@@ -93,7 +82,7 @@
           <w:b w:val="0"/>
           <w:i w:val="0"/>
         </w:rPr>
-        <w:t>Ce document chiffre l'hébergement de la plateforme SYNERGIA sur un serveur privé virtuel OVHcloud pour la phase de démarrage, avec le stockage des photos d'annonces sur OVHcloud Object Storage (compatible S3) plutôt que sur le disque du serveur. Le scénario retenu héberge les environnements de test et de production sur le même serveur, avec un engagement de douze mois. Le coût calculé est ensuite majoré pour fixer une enveloppe annuelle de 490,00 € hors taxes. Pour une facturation en France, ajouter 20 % de TVA.</w:t>
+        <w:t>Ce document chiffre l'hébergement de la plateforme SYNERGIA sur un serveur privé virtuel OVHcloud, avec le stockage des photos d'annonces sur OVHcloud Object Storage plutôt que sur le disque du serveur. Le serveur retenu, un VPS-4, porte les environnements de test et de production sur la même machine. Les factures OVH émises vers la Guinée ne portent pas de TVA : les montants hors taxes sont les montants payés.</w:t>
       </w:r>
     </w:p>
     <w:p>
@@ -104,7 +93,7 @@
         <w:rPr>
           <w:color w:val="1B5E3B"/>
         </w:rPr>
-        <w:t>2. Ce que la plateforme consomme</w:t>
+        <w:t>2. Dimensionnement</w:t>
       </w:r>
     </w:p>
     <w:p>
@@ -113,7 +102,7 @@
           <w:b w:val="0"/>
           <w:i w:val="0"/>
         </w:rPr>
-        <w:t>La pile complète se compose de PostgreSQL, Kafka et Zookeeper, de sept services Java (découverte, passerelle, authentification, utilisateurs, billetterie, notification, immobilier), du serveur web et du stockage. Les limites mémoire déclarées dans le fichier docker-compose.yml de la plateforme donnent la réservation suivante :</w:t>
+        <w:t>La pile complète réunit PostgreSQL, Kafka et Zookeeper, sept services Java, le serveur web et le stockage. Les limites mémoire déclarées dans le fichier de composition de la plateforme donnent :</w:t>
       </w:r>
     </w:p>
     <w:tbl>
@@ -130,7 +119,7 @@
       <w:tr>
         <w:tc>
           <w:tcPr>
-            <w:tcW w:type="dxa" w:w="6236"/>
+            <w:tcW w:type="dxa" w:w="5102"/>
             <w:shd w:val="clear" w:color="auto" w:fill="1B5E3B"/>
           </w:tcPr>
           <w:p>
@@ -140,13 +129,13 @@
                 <w:b/>
                 <w:color w:val="FFFFFF"/>
               </w:rPr>
-              <w:t>Composant</w:t>
+              <w:t>Configuration</w:t>
             </w:r>
           </w:p>
         </w:tc>
         <w:tc>
           <w:tcPr>
-            <w:tcW w:type="dxa" w:w="2835"/>
+            <w:tcW w:type="dxa" w:w="3402"/>
             <w:shd w:val="clear" w:color="auto" w:fill="1B5E3B"/>
           </w:tcPr>
           <w:p>
@@ -156,7 +145,7 @@
                 <w:b/>
                 <w:color w:val="FFFFFF"/>
               </w:rPr>
-              <w:t>Mémoire réservée</w:t>
+              <w:t>Mémoire</w:t>
             </w:r>
           </w:p>
         </w:tc>
@@ -164,23 +153,26 @@
       <w:tr>
         <w:tc>
           <w:tcPr>
-            <w:tcW w:type="dxa" w:w="6236"/>
+            <w:tcW w:type="dxa" w:w="5102"/>
           </w:tcPr>
           <w:p>
             <w:r/>
             <w:r>
-              <w:t>PostgreSQL (PostGIS)</w:t>
+              <w:t>Une pile (un environnement)</w:t>
             </w:r>
           </w:p>
         </w:tc>
         <w:tc>
           <w:tcPr>
-            <w:tcW w:type="dxa" w:w="2835"/>
+            <w:tcW w:type="dxa" w:w="3402"/>
           </w:tcPr>
           <w:p>
+            <w:pPr>
+              <w:jc w:val="right"/>
+            </w:pPr>
             <w:r/>
             <w:r>
-              <w:t>1 024 Mo</w:t>
+              <w:t>7,5 Go</w:t>
             </w:r>
           </w:p>
         </w:tc>
@@ -188,23 +180,26 @@
       <w:tr>
         <w:tc>
           <w:tcPr>
-            <w:tcW w:type="dxa" w:w="6236"/>
+            <w:tcW w:type="dxa" w:w="5102"/>
           </w:tcPr>
           <w:p>
             <w:r/>
             <w:r>
-              <w:t>Kafka + Zookeeper</w:t>
+              <w:t>Deux piles (test + production)</w:t>
             </w:r>
           </w:p>
         </w:tc>
         <w:tc>
           <w:tcPr>
-            <w:tcW w:type="dxa" w:w="2835"/>
+            <w:tcW w:type="dxa" w:w="3402"/>
           </w:tcPr>
           <w:p>
+            <w:pPr>
+              <w:jc w:val="right"/>
+            </w:pPr>
             <w:r/>
             <w:r>
-              <w:t>1 056 Mo</w:t>
+              <w:t>15,1 Go</w:t>
             </w:r>
           </w:p>
         </w:tc>
@@ -212,23 +207,26 @@
       <w:tr>
         <w:tc>
           <w:tcPr>
-            <w:tcW w:type="dxa" w:w="6236"/>
+            <w:tcW w:type="dxa" w:w="5102"/>
           </w:tcPr>
           <w:p>
             <w:r/>
             <w:r>
-              <w:t>Sept services Java</w:t>
+              <w:t>Système et Docker</w:t>
             </w:r>
           </w:p>
         </w:tc>
         <w:tc>
           <w:tcPr>
-            <w:tcW w:type="dxa" w:w="2835"/>
+            <w:tcW w:type="dxa" w:w="3402"/>
           </w:tcPr>
           <w:p>
+            <w:pPr>
+              <w:jc w:val="right"/>
+            </w:pPr>
             <w:r/>
             <w:r>
-              <w:t>4 736 Mo</w:t>
+              <w:t>≈ 1,5 Go</w:t>
             </w:r>
           </w:p>
         </w:tc>
@@ -236,55 +234,7 @@
       <w:tr>
         <w:tc>
           <w:tcPr>
-            <w:tcW w:type="dxa" w:w="6236"/>
-          </w:tcPr>
-          <w:p>
-            <w:r/>
-            <w:r>
-              <w:t>MinIO (stockage local, supprimé après bascule)</w:t>
-            </w:r>
-          </w:p>
-        </w:tc>
-        <w:tc>
-          <w:tcPr>
-            <w:tcW w:type="dxa" w:w="2835"/>
-          </w:tcPr>
-          <w:p>
-            <w:r/>
-            <w:r>
-              <w:t>400 Mo</w:t>
-            </w:r>
-          </w:p>
-        </w:tc>
-      </w:tr>
-      <w:tr>
-        <w:tc>
-          <w:tcPr>
-            <w:tcW w:type="dxa" w:w="6236"/>
-          </w:tcPr>
-          <w:p>
-            <w:r/>
-            <w:r>
-              <w:t>pgAdmin, Flyway, frontends</w:t>
-            </w:r>
-          </w:p>
-        </w:tc>
-        <w:tc>
-          <w:tcPr>
-            <w:tcW w:type="dxa" w:w="2835"/>
-          </w:tcPr>
-          <w:p>
-            <w:r/>
-            <w:r>
-              <w:t>912 Mo</w:t>
-            </w:r>
-          </w:p>
-        </w:tc>
-      </w:tr>
-      <w:tr>
-        <w:tc>
-          <w:tcPr>
-            <w:tcW w:type="dxa" w:w="6236"/>
+            <w:tcW w:type="dxa" w:w="5102"/>
             <w:shd w:val="clear" w:color="auto" w:fill="E4F1E8"/>
           </w:tcPr>
           <w:p>
@@ -293,22 +243,25 @@
               <w:rPr>
                 <w:b/>
               </w:rPr>
-              <w:t>Total par pile</w:t>
+              <w:t>Besoin total</w:t>
             </w:r>
           </w:p>
         </w:tc>
         <w:tc>
           <w:tcPr>
-            <w:tcW w:type="dxa" w:w="2835"/>
+            <w:tcW w:type="dxa" w:w="3402"/>
             <w:shd w:val="clear" w:color="auto" w:fill="E4F1E8"/>
           </w:tcPr>
           <w:p>
+            <w:pPr>
+              <w:jc w:val="right"/>
+            </w:pPr>
             <w:r/>
             <w:r>
               <w:rPr>
                 <w:b/>
               </w:rPr>
-              <w:t>≈ 8,1 Go</w:t>
+              <w:t>≈ 16,6 Go</w:t>
             </w:r>
           </w:p>
         </w:tc>
@@ -316,31 +269,65 @@
       <w:tr>
         <w:tc>
           <w:tcPr>
-            <w:tcW w:type="dxa" w:w="6236"/>
-            <w:shd w:val="clear" w:color="auto" w:fill="E4F1E8"/>
+            <w:tcW w:type="dxa" w:w="5102"/>
+          </w:tcPr>
+          <w:p>
+            <w:r/>
+            <w:r>
+              <w:t>Capacité du VPS-4</w:t>
+            </w:r>
+          </w:p>
+        </w:tc>
+        <w:tc>
+          <w:tcPr>
+            <w:tcW w:type="dxa" w:w="3402"/>
+          </w:tcPr>
+          <w:p>
+            <w:pPr>
+              <w:jc w:val="right"/>
+            </w:pPr>
+            <w:r/>
+            <w:r>
+              <w:t>24 Go</w:t>
+            </w:r>
+          </w:p>
+        </w:tc>
+      </w:tr>
+      <w:tr>
+        <w:tc>
+          <w:tcPr>
+            <w:tcW w:type="dxa" w:w="5102"/>
+            <w:shd w:val="clear" w:color="auto" w:fill="C9E4D2"/>
           </w:tcPr>
           <w:p>
             <w:r/>
             <w:r>
               <w:rPr>
                 <w:b/>
+                <w:color w:val="1B5E3B"/>
+                <w:sz w:val="24"/>
               </w:rPr>
-              <w:t>Deux piles (test + production)</w:t>
+              <w:t>Marge disponible</w:t>
             </w:r>
           </w:p>
         </w:tc>
         <w:tc>
           <w:tcPr>
-            <w:tcW w:type="dxa" w:w="2835"/>
-            <w:shd w:val="clear" w:color="auto" w:fill="E4F1E8"/>
+            <w:tcW w:type="dxa" w:w="3402"/>
+            <w:shd w:val="clear" w:color="auto" w:fill="C9E4D2"/>
           </w:tcPr>
           <w:p>
+            <w:pPr>
+              <w:jc w:val="right"/>
+            </w:pPr>
             <w:r/>
             <w:r>
               <w:rPr>
                 <w:b/>
+                <w:color w:val="1B5E3B"/>
+                <w:sz w:val="24"/>
               </w:rPr>
-              <w:t>≈ 16,2 Go</w:t>
+              <w:t>≈ 7,4 Go</w:t>
             </w:r>
           </w:p>
         </w:tc>
@@ -353,7 +340,7 @@
           <w:b w:val="0"/>
           <w:i/>
         </w:rPr>
-        <w:t>Une pile = un environnement. Héberger test et production sur le même serveur double le besoin, d'où le choix du VPS-3.</w:t>
+        <w:t>Le VPS-3, à douze gigaoctets, n'aurait porté qu'un seul environnement. Le VPS-4 permet les deux sans partager ni la base, ni Kafka, ni l'annuaire de services, et donc sans risque de contamination entre environnements, notamment l'envoi d'un email de test à un utilisateur réel.</w:t>
       </w:r>
     </w:p>
     <w:p>
@@ -364,424 +351,9 @@
         <w:rPr>
           <w:color w:val="1B5E3B"/>
         </w:rPr>
-        <w:t>3. Offres VPS OVHcloud 2026</w:t>
+        <w:t>3. Le serveur retenu</w:t>
       </w:r>
     </w:p>
-    <w:p>
-      <w:r>
-        <w:rPr>
-          <w:b w:val="0"/>
-          <w:i w:val="0"/>
-        </w:rPr>
-        <w:t>Trois offres, toutes sur processeurs AMD EPYC, avec IPv4 et IPv6 dédiées, protection anti-DDoS, trafic illimité en Europe, mode secours et console VNC. Prix hors taxes par mois avec engagement de douze mois, relevés après la hausse du 1er avril 2026. Sans engagement, compter environ 40 % de plus.</w:t>
-      </w:r>
-    </w:p>
-    <w:tbl>
-      <w:tblPr>
-        <w:tblStyle w:val="TableGrid"/>
-        <w:tblW w:type="auto" w:w="0"/>
-        <w:jc w:val="center"/>
-        <w:tblLook w:firstColumn="1" w:firstRow="1" w:lastColumn="0" w:lastRow="0" w:noHBand="0" w:noVBand="1" w:val="04A0"/>
-      </w:tblPr>
-      <w:tblGrid>
-        <w:gridCol w:w="1425"/>
-        <w:gridCol w:w="1425"/>
-        <w:gridCol w:w="1425"/>
-        <w:gridCol w:w="1425"/>
-        <w:gridCol w:w="1425"/>
-        <w:gridCol w:w="1425"/>
-        <w:gridCol w:w="1425"/>
-      </w:tblGrid>
-      <w:tr>
-        <w:tc>
-          <w:tcPr>
-            <w:tcW w:type="dxa" w:w="907"/>
-            <w:shd w:val="clear" w:color="auto" w:fill="1B5E3B"/>
-          </w:tcPr>
-          <w:p>
-            <w:r/>
-            <w:r>
-              <w:rPr>
-                <w:b/>
-                <w:color w:val="FFFFFF"/>
-              </w:rPr>
-              <w:t>Offre</w:t>
-            </w:r>
-          </w:p>
-        </w:tc>
-        <w:tc>
-          <w:tcPr>
-            <w:tcW w:type="dxa" w:w="680"/>
-            <w:shd w:val="clear" w:color="auto" w:fill="1B5E3B"/>
-          </w:tcPr>
-          <w:p>
-            <w:r/>
-            <w:r>
-              <w:rPr>
-                <w:b/>
-                <w:color w:val="FFFFFF"/>
-              </w:rPr>
-              <w:t>vCPU</w:t>
-            </w:r>
-          </w:p>
-        </w:tc>
-        <w:tc>
-          <w:tcPr>
-            <w:tcW w:type="dxa" w:w="794"/>
-            <w:shd w:val="clear" w:color="auto" w:fill="1B5E3B"/>
-          </w:tcPr>
-          <w:p>
-            <w:r/>
-            <w:r>
-              <w:rPr>
-                <w:b/>
-                <w:color w:val="FFFFFF"/>
-              </w:rPr>
-              <w:t>RAM</w:t>
-            </w:r>
-          </w:p>
-        </w:tc>
-        <w:tc>
-          <w:tcPr>
-            <w:tcW w:type="dxa" w:w="1361"/>
-            <w:shd w:val="clear" w:color="auto" w:fill="1B5E3B"/>
-          </w:tcPr>
-          <w:p>
-            <w:r/>
-            <w:r>
-              <w:rPr>
-                <w:b/>
-                <w:color w:val="FFFFFF"/>
-              </w:rPr>
-              <w:t>Disque</w:t>
-            </w:r>
-          </w:p>
-        </w:tc>
-        <w:tc>
-          <w:tcPr>
-            <w:tcW w:type="dxa" w:w="1134"/>
-            <w:shd w:val="clear" w:color="auto" w:fill="1B5E3B"/>
-          </w:tcPr>
-          <w:p>
-            <w:r/>
-            <w:r>
-              <w:rPr>
-                <w:b/>
-                <w:color w:val="FFFFFF"/>
-              </w:rPr>
-              <w:t>Réseau</w:t>
-            </w:r>
-          </w:p>
-        </w:tc>
-        <w:tc>
-          <w:tcPr>
-            <w:tcW w:type="dxa" w:w="1474"/>
-            <w:shd w:val="clear" w:color="auto" w:fill="1B5E3B"/>
-          </w:tcPr>
-          <w:p>
-            <w:r/>
-            <w:r>
-              <w:rPr>
-                <w:b/>
-                <w:color w:val="FFFFFF"/>
-              </w:rPr>
-              <w:t>Prix HT / mois</w:t>
-            </w:r>
-          </w:p>
-        </w:tc>
-        <w:tc>
-          <w:tcPr>
-            <w:tcW w:type="dxa" w:w="3288"/>
-            <w:shd w:val="clear" w:color="auto" w:fill="1B5E3B"/>
-          </w:tcPr>
-          <w:p>
-            <w:r/>
-            <w:r>
-              <w:rPr>
-                <w:b/>
-                <w:color w:val="FFFFFF"/>
-              </w:rPr>
-              <w:t>Décision</w:t>
-            </w:r>
-          </w:p>
-        </w:tc>
-      </w:tr>
-      <w:tr>
-        <w:tc>
-          <w:tcPr>
-            <w:tcW w:type="dxa" w:w="907"/>
-          </w:tcPr>
-          <w:p>
-            <w:r/>
-            <w:r>
-              <w:t>VPS-1</w:t>
-            </w:r>
-          </w:p>
-        </w:tc>
-        <w:tc>
-          <w:tcPr>
-            <w:tcW w:type="dxa" w:w="680"/>
-          </w:tcPr>
-          <w:p>
-            <w:r/>
-            <w:r>
-              <w:t>4</w:t>
-            </w:r>
-          </w:p>
-        </w:tc>
-        <w:tc>
-          <w:tcPr>
-            <w:tcW w:type="dxa" w:w="794"/>
-          </w:tcPr>
-          <w:p>
-            <w:r/>
-            <w:r>
-              <w:t>8 Go</w:t>
-            </w:r>
-          </w:p>
-        </w:tc>
-        <w:tc>
-          <w:tcPr>
-            <w:tcW w:type="dxa" w:w="1361"/>
-          </w:tcPr>
-          <w:p>
-            <w:r/>
-            <w:r>
-              <w:t>75 Go SSD</w:t>
-            </w:r>
-          </w:p>
-        </w:tc>
-        <w:tc>
-          <w:tcPr>
-            <w:tcW w:type="dxa" w:w="1134"/>
-          </w:tcPr>
-          <w:p>
-            <w:r/>
-            <w:r>
-              <w:t>400 Mbit/s</w:t>
-            </w:r>
-          </w:p>
-        </w:tc>
-        <w:tc>
-          <w:tcPr>
-            <w:tcW w:type="dxa" w:w="1474"/>
-          </w:tcPr>
-          <w:p>
-            <w:pPr>
-              <w:jc w:val="right"/>
-            </w:pPr>
-            <w:r/>
-            <w:r>
-              <w:t>5,52 €</w:t>
-            </w:r>
-          </w:p>
-        </w:tc>
-        <w:tc>
-          <w:tcPr>
-            <w:tcW w:type="dxa" w:w="3288"/>
-          </w:tcPr>
-          <w:p>
-            <w:r/>
-            <w:r>
-              <w:t>Écarté : insuffisant pour une pile</w:t>
-            </w:r>
-          </w:p>
-        </w:tc>
-      </w:tr>
-      <w:tr>
-        <w:tc>
-          <w:tcPr>
-            <w:tcW w:type="dxa" w:w="907"/>
-          </w:tcPr>
-          <w:p>
-            <w:r/>
-            <w:r>
-              <w:t>VPS-2</w:t>
-            </w:r>
-          </w:p>
-        </w:tc>
-        <w:tc>
-          <w:tcPr>
-            <w:tcW w:type="dxa" w:w="680"/>
-          </w:tcPr>
-          <w:p>
-            <w:r/>
-            <w:r>
-              <w:t>6</w:t>
-            </w:r>
-          </w:p>
-        </w:tc>
-        <w:tc>
-          <w:tcPr>
-            <w:tcW w:type="dxa" w:w="794"/>
-          </w:tcPr>
-          <w:p>
-            <w:r/>
-            <w:r>
-              <w:t>12 Go</w:t>
-            </w:r>
-          </w:p>
-        </w:tc>
-        <w:tc>
-          <w:tcPr>
-            <w:tcW w:type="dxa" w:w="1361"/>
-          </w:tcPr>
-          <w:p>
-            <w:r/>
-            <w:r>
-              <w:t>100 Go NVMe</w:t>
-            </w:r>
-          </w:p>
-        </w:tc>
-        <w:tc>
-          <w:tcPr>
-            <w:tcW w:type="dxa" w:w="1134"/>
-          </w:tcPr>
-          <w:p>
-            <w:r/>
-            <w:r>
-              <w:t>1 Gbit/s</w:t>
-            </w:r>
-          </w:p>
-        </w:tc>
-        <w:tc>
-          <w:tcPr>
-            <w:tcW w:type="dxa" w:w="1474"/>
-          </w:tcPr>
-          <w:p>
-            <w:pPr>
-              <w:jc w:val="right"/>
-            </w:pPr>
-            <w:r/>
-            <w:r>
-              <w:t>8,49 €</w:t>
-            </w:r>
-          </w:p>
-        </w:tc>
-        <w:tc>
-          <w:tcPr>
-            <w:tcW w:type="dxa" w:w="3288"/>
-          </w:tcPr>
-          <w:p>
-            <w:r/>
-            <w:r>
-              <w:t>Écarté : saturé avec deux piles</w:t>
-            </w:r>
-          </w:p>
-        </w:tc>
-      </w:tr>
-      <w:tr>
-        <w:tc>
-          <w:tcPr>
-            <w:tcW w:type="dxa" w:w="907"/>
-            <w:shd w:val="clear" w:color="auto" w:fill="E4F1E8"/>
-          </w:tcPr>
-          <w:p>
-            <w:r/>
-            <w:r>
-              <w:rPr>
-                <w:b/>
-              </w:rPr>
-              <w:t>VPS-3</w:t>
-            </w:r>
-          </w:p>
-        </w:tc>
-        <w:tc>
-          <w:tcPr>
-            <w:tcW w:type="dxa" w:w="680"/>
-            <w:shd w:val="clear" w:color="auto" w:fill="E4F1E8"/>
-          </w:tcPr>
-          <w:p>
-            <w:r/>
-            <w:r>
-              <w:rPr>
-                <w:b/>
-              </w:rPr>
-              <w:t>8</w:t>
-            </w:r>
-          </w:p>
-        </w:tc>
-        <w:tc>
-          <w:tcPr>
-            <w:tcW w:type="dxa" w:w="794"/>
-            <w:shd w:val="clear" w:color="auto" w:fill="E4F1E8"/>
-          </w:tcPr>
-          <w:p>
-            <w:r/>
-            <w:r>
-              <w:rPr>
-                <w:b/>
-              </w:rPr>
-              <w:t>24 Go</w:t>
-            </w:r>
-          </w:p>
-        </w:tc>
-        <w:tc>
-          <w:tcPr>
-            <w:tcW w:type="dxa" w:w="1361"/>
-            <w:shd w:val="clear" w:color="auto" w:fill="E4F1E8"/>
-          </w:tcPr>
-          <w:p>
-            <w:r/>
-            <w:r>
-              <w:rPr>
-                <w:b/>
-              </w:rPr>
-              <w:t>200 Go NVMe</w:t>
-            </w:r>
-          </w:p>
-        </w:tc>
-        <w:tc>
-          <w:tcPr>
-            <w:tcW w:type="dxa" w:w="1134"/>
-            <w:shd w:val="clear" w:color="auto" w:fill="E4F1E8"/>
-          </w:tcPr>
-          <w:p>
-            <w:r/>
-            <w:r>
-              <w:rPr>
-                <w:b/>
-              </w:rPr>
-              <w:t>1 Gbit/s</w:t>
-            </w:r>
-          </w:p>
-        </w:tc>
-        <w:tc>
-          <w:tcPr>
-            <w:tcW w:type="dxa" w:w="1474"/>
-            <w:shd w:val="clear" w:color="auto" w:fill="E4F1E8"/>
-          </w:tcPr>
-          <w:p>
-            <w:pPr>
-              <w:jc w:val="right"/>
-            </w:pPr>
-            <w:r/>
-            <w:r>
-              <w:rPr>
-                <w:b/>
-              </w:rPr>
-              <w:t>16,99 €</w:t>
-            </w:r>
-          </w:p>
-        </w:tc>
-        <w:tc>
-          <w:tcPr>
-            <w:tcW w:type="dxa" w:w="3288"/>
-            <w:shd w:val="clear" w:color="auto" w:fill="E4F1E8"/>
-          </w:tcPr>
-          <w:p>
-            <w:r/>
-            <w:r>
-              <w:rPr>
-                <w:b/>
-              </w:rPr>
-              <w:t>Retenu</w:t>
-            </w:r>
-          </w:p>
-        </w:tc>
-      </w:tr>
-    </w:tbl>
-    <w:p/>
     <w:tbl>
       <w:tblPr>
         <w:tblStyle w:val="TableGrid"/>
@@ -796,7 +368,7 @@
       <w:tr>
         <w:tc>
           <w:tcPr>
-            <w:tcW w:type="dxa" w:w="6236"/>
+            <w:tcW w:type="dxa" w:w="3969"/>
             <w:shd w:val="clear" w:color="auto" w:fill="1B5E3B"/>
           </w:tcPr>
           <w:p>
@@ -806,13 +378,275 @@
                 <w:b/>
                 <w:color w:val="FFFFFF"/>
               </w:rPr>
-              <w:t>Option</w:t>
+              <w:t>Caractéristique</w:t>
             </w:r>
           </w:p>
         </w:tc>
         <w:tc>
           <w:tcPr>
-            <w:tcW w:type="dxa" w:w="2835"/>
+            <w:tcW w:type="dxa" w:w="4535"/>
+            <w:shd w:val="clear" w:color="auto" w:fill="1B5E3B"/>
+          </w:tcPr>
+          <w:p>
+            <w:r/>
+            <w:r>
+              <w:rPr>
+                <w:b/>
+                <w:color w:val="FFFFFF"/>
+              </w:rPr>
+              <w:t>Valeur</w:t>
+            </w:r>
+          </w:p>
+        </w:tc>
+      </w:tr>
+      <w:tr>
+        <w:tc>
+          <w:tcPr>
+            <w:tcW w:type="dxa" w:w="3969"/>
+          </w:tcPr>
+          <w:p>
+            <w:r/>
+            <w:r>
+              <w:t>Modèle</w:t>
+            </w:r>
+          </w:p>
+        </w:tc>
+        <w:tc>
+          <w:tcPr>
+            <w:tcW w:type="dxa" w:w="4535"/>
+          </w:tcPr>
+          <w:p>
+            <w:r/>
+            <w:r>
+              <w:t>VPS-4 2027</w:t>
+            </w:r>
+          </w:p>
+        </w:tc>
+      </w:tr>
+      <w:tr>
+        <w:tc>
+          <w:tcPr>
+            <w:tcW w:type="dxa" w:w="3969"/>
+          </w:tcPr>
+          <w:p>
+            <w:r/>
+            <w:r>
+              <w:t>Processeur</w:t>
+            </w:r>
+          </w:p>
+        </w:tc>
+        <w:tc>
+          <w:tcPr>
+            <w:tcW w:type="dxa" w:w="4535"/>
+          </w:tcPr>
+          <w:p>
+            <w:r/>
+            <w:r>
+              <w:t>8 vCore</w:t>
+            </w:r>
+          </w:p>
+        </w:tc>
+      </w:tr>
+      <w:tr>
+        <w:tc>
+          <w:tcPr>
+            <w:tcW w:type="dxa" w:w="3969"/>
+          </w:tcPr>
+          <w:p>
+            <w:r/>
+            <w:r>
+              <w:t>Mémoire</w:t>
+            </w:r>
+          </w:p>
+        </w:tc>
+        <w:tc>
+          <w:tcPr>
+            <w:tcW w:type="dxa" w:w="4535"/>
+          </w:tcPr>
+          <w:p>
+            <w:pPr>
+              <w:jc w:val="right"/>
+            </w:pPr>
+            <w:r/>
+            <w:r>
+              <w:t>24 Go</w:t>
+            </w:r>
+          </w:p>
+        </w:tc>
+      </w:tr>
+      <w:tr>
+        <w:tc>
+          <w:tcPr>
+            <w:tcW w:type="dxa" w:w="3969"/>
+          </w:tcPr>
+          <w:p>
+            <w:r/>
+            <w:r>
+              <w:t>Stockage</w:t>
+            </w:r>
+          </w:p>
+        </w:tc>
+        <w:tc>
+          <w:tcPr>
+            <w:tcW w:type="dxa" w:w="4535"/>
+          </w:tcPr>
+          <w:p>
+            <w:pPr>
+              <w:jc w:val="right"/>
+            </w:pPr>
+            <w:r/>
+            <w:r>
+              <w:t>200 Go SSD NVMe</w:t>
+            </w:r>
+          </w:p>
+        </w:tc>
+      </w:tr>
+      <w:tr>
+        <w:tc>
+          <w:tcPr>
+            <w:tcW w:type="dxa" w:w="3969"/>
+          </w:tcPr>
+          <w:p>
+            <w:r/>
+            <w:r>
+              <w:t>Réseau</w:t>
+            </w:r>
+          </w:p>
+        </w:tc>
+        <w:tc>
+          <w:tcPr>
+            <w:tcW w:type="dxa" w:w="4535"/>
+          </w:tcPr>
+          <w:p>
+            <w:r/>
+            <w:r>
+              <w:t>3 Gbit/s illimité</w:t>
+            </w:r>
+          </w:p>
+        </w:tc>
+      </w:tr>
+      <w:tr>
+        <w:tc>
+          <w:tcPr>
+            <w:tcW w:type="dxa" w:w="3969"/>
+          </w:tcPr>
+          <w:p>
+            <w:r/>
+            <w:r>
+              <w:t>Localisation</w:t>
+            </w:r>
+          </w:p>
+        </w:tc>
+        <w:tc>
+          <w:tcPr>
+            <w:tcW w:type="dxa" w:w="4535"/>
+          </w:tcPr>
+          <w:p>
+            <w:r/>
+            <w:r>
+              <w:t>Europe — Royaume-Uni, Erith</w:t>
+            </w:r>
+          </w:p>
+        </w:tc>
+      </w:tr>
+      <w:tr>
+        <w:tc>
+          <w:tcPr>
+            <w:tcW w:type="dxa" w:w="3969"/>
+            <w:shd w:val="clear" w:color="auto" w:fill="E4F1E8"/>
+          </w:tcPr>
+          <w:p>
+            <w:r/>
+            <w:r>
+              <w:rPr>
+                <w:b/>
+              </w:rPr>
+              <w:t>Sauvegarde quotidienne</w:t>
+            </w:r>
+          </w:p>
+        </w:tc>
+        <w:tc>
+          <w:tcPr>
+            <w:tcW w:type="dxa" w:w="4535"/>
+            <w:shd w:val="clear" w:color="auto" w:fill="E4F1E8"/>
+          </w:tcPr>
+          <w:p>
+            <w:r/>
+            <w:r>
+              <w:rPr>
+                <w:b/>
+              </w:rPr>
+              <w:t>incluse</w:t>
+            </w:r>
+          </w:p>
+        </w:tc>
+      </w:tr>
+      <w:tr>
+        <w:tc>
+          <w:tcPr>
+            <w:tcW w:type="dxa" w:w="3969"/>
+          </w:tcPr>
+          <w:p>
+            <w:r/>
+            <w:r>
+              <w:t>Système</w:t>
+            </w:r>
+          </w:p>
+        </w:tc>
+        <w:tc>
+          <w:tcPr>
+            <w:tcW w:type="dxa" w:w="4535"/>
+          </w:tcPr>
+          <w:p>
+            <w:r/>
+            <w:r>
+              <w:t>Ubuntu 26.04</w:t>
+            </w:r>
+          </w:p>
+        </w:tc>
+      </w:tr>
+    </w:tbl>
+    <w:p/>
+    <w:p>
+      <w:r>
+        <w:rPr>
+          <w:b w:val="0"/>
+          <w:i w:val="0"/>
+        </w:rPr>
+        <w:t>Erith a été préféré à Varsovie, au même tarif : les câbles sous-marins ouest-africains remontent vers l'Europe de l'Ouest et Londres est un point d'échange majeur du trafic africain.</w:t>
+      </w:r>
+    </w:p>
+    <w:tbl>
+      <w:tblPr>
+        <w:tblStyle w:val="TableGrid"/>
+        <w:tblW w:type="auto" w:w="0"/>
+        <w:jc w:val="center"/>
+        <w:tblLook w:firstColumn="1" w:firstRow="1" w:lastColumn="0" w:lastRow="0" w:noHBand="0" w:noVBand="1" w:val="04A0"/>
+      </w:tblPr>
+      <w:tblGrid>
+        <w:gridCol w:w="4986"/>
+        <w:gridCol w:w="4986"/>
+      </w:tblGrid>
+      <w:tr>
+        <w:tc>
+          <w:tcPr>
+            <w:tcW w:type="dxa" w:w="5102"/>
+            <w:shd w:val="clear" w:color="auto" w:fill="1B5E3B"/>
+          </w:tcPr>
+          <w:p>
+            <w:r/>
+            <w:r>
+              <w:rPr>
+                <w:b/>
+                <w:color w:val="FFFFFF"/>
+              </w:rPr>
+              <w:t>Durée d'engagement</w:t>
+            </w:r>
+          </w:p>
+        </w:tc>
+        <w:tc>
+          <w:tcPr>
+            <w:tcW w:type="dxa" w:w="3402"/>
             <w:shd w:val="clear" w:color="auto" w:fill="1B5E3B"/>
           </w:tcPr>
           <w:p>
@@ -830,18 +664,18 @@
       <w:tr>
         <w:tc>
           <w:tcPr>
-            <w:tcW w:type="dxa" w:w="6236"/>
+            <w:tcW w:type="dxa" w:w="5102"/>
           </w:tcPr>
           <w:p>
             <w:r/>
             <w:r>
-              <w:t>Sauvegarde automatique</w:t>
+              <w:t>Sans engagement</w:t>
             </w:r>
           </w:p>
         </w:tc>
         <w:tc>
           <w:tcPr>
-            <w:tcW w:type="dxa" w:w="2835"/>
+            <w:tcW w:type="dxa" w:w="3402"/>
           </w:tcPr>
           <w:p>
             <w:pPr>
@@ -849,7 +683,7 @@
             </w:pPr>
             <w:r/>
             <w:r>
-              <w:t>3,30 €</w:t>
+              <w:t>≈ 23,48 € (estimé)</w:t>
             </w:r>
           </w:p>
         </w:tc>
@@ -857,18 +691,18 @@
       <w:tr>
         <w:tc>
           <w:tcPr>
-            <w:tcW w:type="dxa" w:w="6236"/>
+            <w:tcW w:type="dxa" w:w="5102"/>
           </w:tcPr>
           <w:p>
             <w:r/>
             <w:r>
-              <w:t>Instantané (snapshot)</w:t>
+              <w:t>Six mois, −5 %</w:t>
             </w:r>
           </w:p>
         </w:tc>
         <w:tc>
           <w:tcPr>
-            <w:tcW w:type="dxa" w:w="2835"/>
+            <w:tcW w:type="dxa" w:w="3402"/>
           </w:tcPr>
           <w:p>
             <w:pPr>
@@ -876,7 +710,7 @@
             </w:pPr>
             <w:r/>
             <w:r>
-              <w:t>à partir de 0,50 €</w:t>
+              <w:t>≈ 22,31 € (estimé)</w:t>
             </w:r>
           </w:p>
         </w:tc>
@@ -884,18 +718,23 @@
       <w:tr>
         <w:tc>
           <w:tcPr>
-            <w:tcW w:type="dxa" w:w="6236"/>
+            <w:tcW w:type="dxa" w:w="5102"/>
+            <w:shd w:val="clear" w:color="auto" w:fill="E4F1E8"/>
           </w:tcPr>
           <w:p>
             <w:r/>
             <w:r>
-              <w:t>Adresse IPv4 supplémentaire</w:t>
+              <w:rPr>
+                <w:b/>
+              </w:rPr>
+              <w:t>Douze mois, −15 %</w:t>
             </w:r>
           </w:p>
         </w:tc>
         <w:tc>
           <w:tcPr>
-            <w:tcW w:type="dxa" w:w="2835"/>
+            <w:tcW w:type="dxa" w:w="3402"/>
+            <w:shd w:val="clear" w:color="auto" w:fill="E4F1E8"/>
           </w:tcPr>
           <w:p>
             <w:pPr>
@@ -903,7 +742,10 @@
             </w:pPr>
             <w:r/>
             <w:r>
-              <w:t>2,87 €</w:t>
+              <w:rPr>
+                <w:b/>
+              </w:rPr>
+              <w:t>19,96 € (tarif publié)</w:t>
             </w:r>
           </w:p>
         </w:tc>
@@ -918,7 +760,7 @@
         <w:rPr>
           <w:color w:val="1B5E3B"/>
         </w:rPr>
-        <w:t>4. Stockage des photos : OVHcloud Object Storage</w:t>
+        <w:t>4. Stockage des photos</w:t>
       </w:r>
     </w:p>
     <w:p>
@@ -927,158 +769,9 @@
           <w:b w:val="0"/>
           <w:i w:val="0"/>
         </w:rPr>
-        <w:t>Le service immobilier utilise le SDK S3 d'Amazon avec un point d'accès configurable : il vise l'Object Storage OVH sans modification du code métier. Classe Standard, facturée à l'heure au gigaoctet utilisé, sans minimum.</w:t>
+        <w:t>Le service immobilier utilise le SDK S3 d'Amazon avec un point d'accès configurable : il vise l'Object Storage OVH sans modification du code métier. Classe Standard, facturée à l'heure au gigaoctet utilisé, sans minimum, trafic sortant et appels API gratuits.</w:t>
       </w:r>
     </w:p>
-    <w:tbl>
-      <w:tblPr>
-        <w:tblStyle w:val="TableGrid"/>
-        <w:tblW w:type="auto" w:w="0"/>
-        <w:jc w:val="center"/>
-        <w:tblLook w:firstColumn="1" w:firstRow="1" w:lastColumn="0" w:lastRow="0" w:noHBand="0" w:noVBand="1" w:val="04A0"/>
-      </w:tblPr>
-      <w:tblGrid>
-        <w:gridCol w:w="4986"/>
-        <w:gridCol w:w="4986"/>
-      </w:tblGrid>
-      <w:tr>
-        <w:tc>
-          <w:tcPr>
-            <w:tcW w:type="dxa" w:w="5669"/>
-            <w:shd w:val="clear" w:color="auto" w:fill="1B5E3B"/>
-          </w:tcPr>
-          <w:p>
-            <w:r/>
-            <w:r>
-              <w:rPr>
-                <w:b/>
-                <w:color w:val="FFFFFF"/>
-              </w:rPr>
-              <w:t>Élément</w:t>
-            </w:r>
-          </w:p>
-        </w:tc>
-        <w:tc>
-          <w:tcPr>
-            <w:tcW w:type="dxa" w:w="3402"/>
-            <w:shd w:val="clear" w:color="auto" w:fill="1B5E3B"/>
-          </w:tcPr>
-          <w:p>
-            <w:r/>
-            <w:r>
-              <w:rPr>
-                <w:b/>
-                <w:color w:val="FFFFFF"/>
-              </w:rPr>
-              <w:t>Tarif</w:t>
-            </w:r>
-          </w:p>
-        </w:tc>
-      </w:tr>
-      <w:tr>
-        <w:tc>
-          <w:tcPr>
-            <w:tcW w:type="dxa" w:w="5669"/>
-          </w:tcPr>
-          <w:p>
-            <w:r/>
-            <w:r>
-              <w:t>Stockage, une zone (gra, sbg, rbx…)</w:t>
-            </w:r>
-          </w:p>
-        </w:tc>
-        <w:tc>
-          <w:tcPr>
-            <w:tcW w:type="dxa" w:w="3402"/>
-          </w:tcPr>
-          <w:p>
-            <w:pPr>
-              <w:jc w:val="right"/>
-            </w:pPr>
-            <w:r/>
-            <w:r>
-              <w:t>0,007 € / Go / mois</w:t>
-            </w:r>
-          </w:p>
-        </w:tc>
-      </w:tr>
-      <w:tr>
-        <w:tc>
-          <w:tcPr>
-            <w:tcW w:type="dxa" w:w="5669"/>
-          </w:tcPr>
-          <w:p>
-            <w:r/>
-            <w:r>
-              <w:t>Stockage, trois zones (eu-west-par)</w:t>
-            </w:r>
-          </w:p>
-        </w:tc>
-        <w:tc>
-          <w:tcPr>
-            <w:tcW w:type="dxa" w:w="3402"/>
-          </w:tcPr>
-          <w:p>
-            <w:pPr>
-              <w:jc w:val="right"/>
-            </w:pPr>
-            <w:r/>
-            <w:r>
-              <w:t>0,014 € / Go / mois</w:t>
-            </w:r>
-          </w:p>
-        </w:tc>
-      </w:tr>
-      <w:tr>
-        <w:tc>
-          <w:tcPr>
-            <w:tcW w:type="dxa" w:w="5669"/>
-          </w:tcPr>
-          <w:p>
-            <w:r/>
-            <w:r>
-              <w:t>Trafic sortant</w:t>
-            </w:r>
-          </w:p>
-        </w:tc>
-        <w:tc>
-          <w:tcPr>
-            <w:tcW w:type="dxa" w:w="3402"/>
-          </w:tcPr>
-          <w:p>
-            <w:r/>
-            <w:r>
-              <w:t>gratuit</w:t>
-            </w:r>
-          </w:p>
-        </w:tc>
-      </w:tr>
-      <w:tr>
-        <w:tc>
-          <w:tcPr>
-            <w:tcW w:type="dxa" w:w="5669"/>
-          </w:tcPr>
-          <w:p>
-            <w:r/>
-            <w:r>
-              <w:t>Appels API</w:t>
-            </w:r>
-          </w:p>
-        </w:tc>
-        <w:tc>
-          <w:tcPr>
-            <w:tcW w:type="dxa" w:w="3402"/>
-          </w:tcPr>
-          <w:p>
-            <w:r/>
-            <w:r>
-              <w:t>gratuits</w:t>
-            </w:r>
-          </w:p>
-        </w:tc>
-      </w:tr>
-    </w:tbl>
-    <w:p/>
     <w:tbl>
       <w:tblPr>
         <w:tblStyle w:val="TableGrid"/>
@@ -1104,7 +797,7 @@
                 <w:b/>
                 <w:color w:val="FFFFFF"/>
               </w:rPr>
-              <w:t>Volume de photos</w:t>
+              <w:t>Volume</w:t>
             </w:r>
           </w:p>
         </w:tc>
@@ -1136,7 +829,60 @@
                 <w:b/>
                 <w:color w:val="FFFFFF"/>
               </w:rPr>
-              <w:t>Trois zones</w:t>
+              <w:t>Trois zones (Paris)</w:t>
+            </w:r>
+          </w:p>
+        </w:tc>
+      </w:tr>
+      <w:tr>
+        <w:tc>
+          <w:tcPr>
+            <w:tcW w:type="dxa" w:w="3402"/>
+            <w:shd w:val="clear" w:color="auto" w:fill="E4F1E8"/>
+          </w:tcPr>
+          <w:p>
+            <w:r/>
+            <w:r>
+              <w:rPr>
+                <w:b/>
+              </w:rPr>
+              <w:t>Aujourd'hui : 0 Go</w:t>
+            </w:r>
+          </w:p>
+        </w:tc>
+        <w:tc>
+          <w:tcPr>
+            <w:tcW w:type="dxa" w:w="2835"/>
+            <w:shd w:val="clear" w:color="auto" w:fill="E4F1E8"/>
+          </w:tcPr>
+          <w:p>
+            <w:pPr>
+              <w:jc w:val="right"/>
+            </w:pPr>
+            <w:r/>
+            <w:r>
+              <w:rPr>
+                <w:b/>
+              </w:rPr>
+              <w:t>0,00 €</w:t>
+            </w:r>
+          </w:p>
+        </w:tc>
+        <w:tc>
+          <w:tcPr>
+            <w:tcW w:type="dxa" w:w="2835"/>
+            <w:shd w:val="clear" w:color="auto" w:fill="E4F1E8"/>
+          </w:tcPr>
+          <w:p>
+            <w:pPr>
+              <w:jc w:val="right"/>
+            </w:pPr>
+            <w:r/>
+            <w:r>
+              <w:rPr>
+                <w:b/>
+              </w:rPr>
+              <w:t>0,00 €</w:t>
             </w:r>
           </w:p>
         </w:tc>
@@ -1323,9 +1069,9 @@
       <w:r>
         <w:rPr>
           <w:b w:val="0"/>
-          <w:i w:val="0"/>
+          <w:i/>
         </w:rPr>
-        <w:t>Le trafic sortant gratuit compte beaucoup pour une galerie d'annonces servie directement aux visiteurs. La réplication sur trois zones est retenue : la différence est de quelques dizaines de centimes.</w:t>
+        <w:t>Les conteneurs sont vides à ce jour : le coût de départ est nul et croît avec les annonces publiées. La ligne de 1,40 € retenue au budget correspond à cent gigaoctets, soit plusieurs dizaines de milliers d'annonces. La réplication sur trois zones est retenue pour quelques dizaines de centimes.</w:t>
       </w:r>
     </w:p>
     <w:p>
@@ -1336,7 +1082,7 @@
         <w:rPr>
           <w:color w:val="1B5E3B"/>
         </w:rPr>
-        <w:t>5. Budget mensuel retenu, hors taxes</w:t>
+        <w:t>5. Budget retenu</w:t>
       </w:r>
     </w:p>
     <w:p>
@@ -1345,7 +1091,7 @@
           <w:b w:val="0"/>
           <w:i/>
         </w:rPr>
-        <w:t>Hypothèses : VPS-3 avec engagement de douze mois, classe Standard trois zones, 100 Go de photos, sauvegarde automatique du serveur activée.</w:t>
+        <w:t>Hypothèses : VPS-4 avec engagement de douze mois, Object Storage Standard trois zones à Paris pour cent gigaoctets, domaine synergia-guinee.com. Sauvegarde quotidienne incluse, aucune option payante.</w:t>
       </w:r>
     </w:p>
     <w:tbl>
@@ -1356,14 +1102,15 @@
         <w:tblLook w:firstColumn="1" w:firstRow="1" w:lastColumn="0" w:lastRow="0" w:noHBand="0" w:noVBand="1" w:val="04A0"/>
       </w:tblPr>
       <w:tblGrid>
-        <w:gridCol w:w="3324"/>
-        <w:gridCol w:w="3324"/>
-        <w:gridCol w:w="3324"/>
+        <w:gridCol w:w="2493"/>
+        <w:gridCol w:w="2493"/>
+        <w:gridCol w:w="2493"/>
+        <w:gridCol w:w="2493"/>
       </w:tblGrid>
       <w:tr>
         <w:tc>
           <w:tcPr>
-            <w:tcW w:type="dxa" w:w="2835"/>
+            <w:tcW w:type="dxa" w:w="2154"/>
             <w:shd w:val="clear" w:color="auto" w:fill="1B5E3B"/>
           </w:tcPr>
           <w:p>
@@ -1379,7 +1126,7 @@
         </w:tc>
         <w:tc>
           <w:tcPr>
-            <w:tcW w:type="dxa" w:w="3969"/>
+            <w:tcW w:type="dxa" w:w="3118"/>
             <w:shd w:val="clear" w:color="auto" w:fill="1B5E3B"/>
           </w:tcPr>
           <w:p>
@@ -1395,7 +1142,7 @@
         </w:tc>
         <w:tc>
           <w:tcPr>
-            <w:tcW w:type="dxa" w:w="2551"/>
+            <w:tcW w:type="dxa" w:w="1814"/>
             <w:shd w:val="clear" w:color="auto" w:fill="1B5E3B"/>
           </w:tcPr>
           <w:p>
@@ -1405,7 +1152,23 @@
                 <w:b/>
                 <w:color w:val="FFFFFF"/>
               </w:rPr>
-              <w:t>Montant HT / mois</w:t>
+              <w:t>HT / mois</w:t>
+            </w:r>
+          </w:p>
+        </w:tc>
+        <w:tc>
+          <w:tcPr>
+            <w:tcW w:type="dxa" w:w="1814"/>
+            <w:shd w:val="clear" w:color="auto" w:fill="1B5E3B"/>
+          </w:tcPr>
+          <w:p>
+            <w:r/>
+            <w:r>
+              <w:rPr>
+                <w:b/>
+                <w:color w:val="FFFFFF"/>
+              </w:rPr>
+              <w:t>HT / an</w:t>
             </w:r>
           </w:p>
         </w:tc>
@@ -1413,7 +1176,7 @@
       <w:tr>
         <w:tc>
           <w:tcPr>
-            <w:tcW w:type="dxa" w:w="2835"/>
+            <w:tcW w:type="dxa" w:w="2154"/>
           </w:tcPr>
           <w:p>
             <w:r/>
@@ -1424,18 +1187,7 @@
         </w:tc>
         <w:tc>
           <w:tcPr>
-            <w:tcW w:type="dxa" w:w="3969"/>
-          </w:tcPr>
-          <w:p>
-            <w:r/>
-            <w:r>
-              <w:t>VPS-3 : 8 vCPU, 24 Go, 200 Go NVMe</w:t>
-            </w:r>
-          </w:p>
-        </w:tc>
-        <w:tc>
-          <w:tcPr>
-            <w:tcW w:type="dxa" w:w="2551"/>
+            <w:tcW w:type="dxa" w:w="3118"/>
           </w:tcPr>
           <w:p>
             <w:pPr>
@@ -1443,7 +1195,35 @@
             </w:pPr>
             <w:r/>
             <w:r>
-              <w:t>16,99 €</w:t>
+              <w:t>VPS-4 : 8 vCore, 24 Go, 200 Go NVMe</w:t>
+            </w:r>
+          </w:p>
+        </w:tc>
+        <w:tc>
+          <w:tcPr>
+            <w:tcW w:type="dxa" w:w="1814"/>
+          </w:tcPr>
+          <w:p>
+            <w:pPr>
+              <w:jc w:val="right"/>
+            </w:pPr>
+            <w:r/>
+            <w:r>
+              <w:t>19,96 €</w:t>
+            </w:r>
+          </w:p>
+        </w:tc>
+        <w:tc>
+          <w:tcPr>
+            <w:tcW w:type="dxa" w:w="1814"/>
+          </w:tcPr>
+          <w:p>
+            <w:pPr>
+              <w:jc w:val="right"/>
+            </w:pPr>
+            <w:r/>
+            <w:r>
+              <w:t>239,52 €</w:t>
             </w:r>
           </w:p>
         </w:tc>
@@ -1451,7 +1231,7 @@
       <w:tr>
         <w:tc>
           <w:tcPr>
-            <w:tcW w:type="dxa" w:w="2835"/>
+            <w:tcW w:type="dxa" w:w="2154"/>
           </w:tcPr>
           <w:p>
             <w:r/>
@@ -1462,18 +1242,21 @@
         </w:tc>
         <w:tc>
           <w:tcPr>
-            <w:tcW w:type="dxa" w:w="3969"/>
+            <w:tcW w:type="dxa" w:w="3118"/>
           </w:tcPr>
           <w:p>
+            <w:pPr>
+              <w:jc w:val="right"/>
+            </w:pPr>
             <w:r/>
             <w:r>
-              <w:t>100 Go, classe Standard, trois zones</w:t>
+              <w:t>100 Go, Standard, trois zones</w:t>
             </w:r>
           </w:p>
         </w:tc>
         <w:tc>
           <w:tcPr>
-            <w:tcW w:type="dxa" w:w="2551"/>
+            <w:tcW w:type="dxa" w:w="1814"/>
           </w:tcPr>
           <w:p>
             <w:pPr>
@@ -1485,33 +1268,9 @@
             </w:r>
           </w:p>
         </w:tc>
-      </w:tr>
-      <w:tr>
         <w:tc>
           <w:tcPr>
-            <w:tcW w:type="dxa" w:w="2835"/>
-          </w:tcPr>
-          <w:p>
-            <w:r/>
-            <w:r>
-              <w:t>Sauvegarde automatique</w:t>
-            </w:r>
-          </w:p>
-        </w:tc>
-        <w:tc>
-          <w:tcPr>
-            <w:tcW w:type="dxa" w:w="3969"/>
-          </w:tcPr>
-          <w:p>
-            <w:r/>
-            <w:r>
-              <w:t>option VPS</w:t>
-            </w:r>
-          </w:p>
-        </w:tc>
-        <w:tc>
-          <w:tcPr>
-            <w:tcW w:type="dxa" w:w="2551"/>
+            <w:tcW w:type="dxa" w:w="1814"/>
           </w:tcPr>
           <w:p>
             <w:pPr>
@@ -1519,7 +1278,7 @@
             </w:pPr>
             <w:r/>
             <w:r>
-              <w:t>3,30 €</w:t>
+              <w:t>16,80 €</w:t>
             </w:r>
           </w:p>
         </w:tc>
@@ -1527,7 +1286,59 @@
       <w:tr>
         <w:tc>
           <w:tcPr>
-            <w:tcW w:type="dxa" w:w="2835"/>
+            <w:tcW w:type="dxa" w:w="2154"/>
+          </w:tcPr>
+          <w:p>
+            <w:r/>
+            <w:r>
+              <w:t>Nom de domaine</w:t>
+            </w:r>
+          </w:p>
+        </w:tc>
+        <w:tc>
+          <w:tcPr>
+            <w:tcW w:type="dxa" w:w="3118"/>
+          </w:tcPr>
+          <w:p>
+            <w:r/>
+            <w:r>
+              <w:t>synergia-guinee.com, .com annuel</w:t>
+            </w:r>
+          </w:p>
+        </w:tc>
+        <w:tc>
+          <w:tcPr>
+            <w:tcW w:type="dxa" w:w="1814"/>
+          </w:tcPr>
+          <w:p>
+            <w:pPr>
+              <w:jc w:val="right"/>
+            </w:pPr>
+            <w:r/>
+            <w:r>
+              <w:t>1,12 €</w:t>
+            </w:r>
+          </w:p>
+        </w:tc>
+        <w:tc>
+          <w:tcPr>
+            <w:tcW w:type="dxa" w:w="1814"/>
+          </w:tcPr>
+          <w:p>
+            <w:pPr>
+              <w:jc w:val="right"/>
+            </w:pPr>
+            <w:r/>
+            <w:r>
+              <w:t>13,49 €</w:t>
+            </w:r>
+          </w:p>
+        </w:tc>
+      </w:tr>
+      <w:tr>
+        <w:tc>
+          <w:tcPr>
+            <w:tcW w:type="dxa" w:w="2154"/>
             <w:shd w:val="clear" w:color="auto" w:fill="E4F1E8"/>
           </w:tcPr>
           <w:p>
@@ -1536,13 +1347,13 @@
               <w:rPr>
                 <w:b/>
               </w:rPr>
-              <w:t>Total HT / mois</w:t>
+              <w:t>Total</w:t>
             </w:r>
           </w:p>
         </w:tc>
         <w:tc>
           <w:tcPr>
-            <w:tcW w:type="dxa" w:w="3969"/>
+            <w:tcW w:type="dxa" w:w="3118"/>
             <w:shd w:val="clear" w:color="auto" w:fill="E4F1E8"/>
           </w:tcPr>
           <w:p>
@@ -1556,7 +1367,7 @@
         </w:tc>
         <w:tc>
           <w:tcPr>
-            <w:tcW w:type="dxa" w:w="2551"/>
+            <w:tcW w:type="dxa" w:w="1814"/>
             <w:shd w:val="clear" w:color="auto" w:fill="E4F1E8"/>
           </w:tcPr>
           <w:p>
@@ -1568,44 +1379,13 @@
               <w:rPr>
                 <w:b/>
               </w:rPr>
-              <w:t>21,69 €</w:t>
-            </w:r>
-          </w:p>
-        </w:tc>
-      </w:tr>
-      <w:tr>
-        <w:tc>
-          <w:tcPr>
-            <w:tcW w:type="dxa" w:w="2835"/>
-            <w:shd w:val="clear" w:color="auto" w:fill="E4F1E8"/>
-          </w:tcPr>
-          <w:p>
-            <w:r/>
-            <w:r>
-              <w:rPr>
-                <w:b/>
-              </w:rPr>
-              <w:t>TVA 20 %</w:t>
+              <w:t>22,48 €</w:t>
             </w:r>
           </w:p>
         </w:tc>
         <w:tc>
           <w:tcPr>
-            <w:tcW w:type="dxa" w:w="3969"/>
-            <w:shd w:val="clear" w:color="auto" w:fill="E4F1E8"/>
-          </w:tcPr>
-          <w:p>
-            <w:r/>
-            <w:r>
-              <w:rPr>
-                <w:b/>
-              </w:rPr>
-            </w:r>
-          </w:p>
-        </w:tc>
-        <w:tc>
-          <w:tcPr>
-            <w:tcW w:type="dxa" w:w="2551"/>
+            <w:tcW w:type="dxa" w:w="1814"/>
             <w:shd w:val="clear" w:color="auto" w:fill="E4F1E8"/>
           </w:tcPr>
           <w:p>
@@ -1617,7 +1397,7 @@
               <w:rPr>
                 <w:b/>
               </w:rPr>
-              <w:t>4,34 €</w:t>
+              <w:t>269,81 €</w:t>
             </w:r>
           </w:p>
         </w:tc>
@@ -1625,325 +1405,7 @@
       <w:tr>
         <w:tc>
           <w:tcPr>
-            <w:tcW w:type="dxa" w:w="2835"/>
-            <w:shd w:val="clear" w:color="auto" w:fill="E4F1E8"/>
-          </w:tcPr>
-          <w:p>
-            <w:r/>
-            <w:r>
-              <w:rPr>
-                <w:b/>
-              </w:rPr>
-              <w:t>Total TTC / mois</w:t>
-            </w:r>
-          </w:p>
-        </w:tc>
-        <w:tc>
-          <w:tcPr>
-            <w:tcW w:type="dxa" w:w="3969"/>
-            <w:shd w:val="clear" w:color="auto" w:fill="E4F1E8"/>
-          </w:tcPr>
-          <w:p>
-            <w:r/>
-            <w:r>
-              <w:rPr>
-                <w:b/>
-              </w:rPr>
-            </w:r>
-          </w:p>
-        </w:tc>
-        <w:tc>
-          <w:tcPr>
-            <w:tcW w:type="dxa" w:w="2551"/>
-            <w:shd w:val="clear" w:color="auto" w:fill="E4F1E8"/>
-          </w:tcPr>
-          <w:p>
-            <w:pPr>
-              <w:jc w:val="right"/>
-            </w:pPr>
-            <w:r/>
-            <w:r>
-              <w:rPr>
-                <w:b/>
-              </w:rPr>
-              <w:t>26,03 €</w:t>
-            </w:r>
-          </w:p>
-        </w:tc>
-      </w:tr>
-      <w:tr>
-        <w:tc>
-          <w:tcPr>
-            <w:tcW w:type="dxa" w:w="2835"/>
-            <w:shd w:val="clear" w:color="auto" w:fill="E4F1E8"/>
-          </w:tcPr>
-          <w:p>
-            <w:r/>
-            <w:r>
-              <w:rPr>
-                <w:b/>
-              </w:rPr>
-              <w:t>Coût calculé HT / an</w:t>
-            </w:r>
-          </w:p>
-        </w:tc>
-        <w:tc>
-          <w:tcPr>
-            <w:tcW w:type="dxa" w:w="3969"/>
-            <w:shd w:val="clear" w:color="auto" w:fill="E4F1E8"/>
-          </w:tcPr>
-          <w:p>
-            <w:pPr>
-              <w:jc w:val="right"/>
-            </w:pPr>
-            <w:r/>
-            <w:r>
-              <w:rPr>
-                <w:b/>
-              </w:rPr>
-              <w:t>12 × 21,69 €</w:t>
-            </w:r>
-          </w:p>
-        </w:tc>
-        <w:tc>
-          <w:tcPr>
-            <w:tcW w:type="dxa" w:w="2551"/>
-            <w:shd w:val="clear" w:color="auto" w:fill="E4F1E8"/>
-          </w:tcPr>
-          <w:p>
-            <w:pPr>
-              <w:jc w:val="right"/>
-            </w:pPr>
-            <w:r/>
-            <w:r>
-              <w:rPr>
-                <w:b/>
-              </w:rPr>
-              <w:t>260,28 €</w:t>
-            </w:r>
-          </w:p>
-        </w:tc>
-      </w:tr>
-      <w:tr>
-        <w:tc>
-          <w:tcPr>
-            <w:tcW w:type="dxa" w:w="2835"/>
-            <w:shd w:val="clear" w:color="auto" w:fill="E4F1E8"/>
-          </w:tcPr>
-          <w:p>
-            <w:r/>
-            <w:r>
-              <w:rPr>
-                <w:b/>
-              </w:rPr>
-              <w:t>Coût calculé TTC / an</w:t>
-            </w:r>
-          </w:p>
-        </w:tc>
-        <w:tc>
-          <w:tcPr>
-            <w:tcW w:type="dxa" w:w="3969"/>
-            <w:shd w:val="clear" w:color="auto" w:fill="E4F1E8"/>
-          </w:tcPr>
-          <w:p>
-            <w:pPr>
-              <w:jc w:val="right"/>
-            </w:pPr>
-            <w:r/>
-            <w:r>
-              <w:rPr>
-                <w:b/>
-              </w:rPr>
-              <w:t>12 × 26,03 €</w:t>
-            </w:r>
-          </w:p>
-        </w:tc>
-        <w:tc>
-          <w:tcPr>
-            <w:tcW w:type="dxa" w:w="2551"/>
-            <w:shd w:val="clear" w:color="auto" w:fill="E4F1E8"/>
-          </w:tcPr>
-          <w:p>
-            <w:pPr>
-              <w:jc w:val="right"/>
-            </w:pPr>
-            <w:r/>
-            <w:r>
-              <w:rPr>
-                <w:b/>
-              </w:rPr>
-              <w:t>312,34 €</w:t>
-            </w:r>
-          </w:p>
-        </w:tc>
-      </w:tr>
-    </w:tbl>
-    <w:p/>
-    <w:p>
-      <w:pPr>
-        <w:pStyle w:val="Heading2"/>
-      </w:pPr>
-      <w:r>
-        <w:rPr>
-          <w:color w:val="1B5E3B"/>
-        </w:rPr>
-        <w:t>Enveloppe annuelle retenue</w:t>
-      </w:r>
-    </w:p>
-    <w:p>
-      <w:r>
-        <w:rPr>
-          <w:b w:val="0"/>
-          <w:i w:val="0"/>
-        </w:rPr>
-        <w:t>Le coût calculé est majoré pour fixer l'enveloppe à engager. La provision couvre la croissance du volume de photos, les options ponctuelles (instantanés, adresse IPv4 supplémentaire), une éventuelle hausse tarifaire en cours d'année et un mois de fonctionnement sans engagement en cas de changement d'offre.</w:t>
-      </w:r>
-    </w:p>
-    <w:tbl>
-      <w:tblPr>
-        <w:tblStyle w:val="TableGrid"/>
-        <w:tblW w:type="auto" w:w="0"/>
-        <w:jc w:val="center"/>
-        <w:tblLook w:firstColumn="1" w:firstRow="1" w:lastColumn="0" w:lastRow="0" w:noHBand="0" w:noVBand="1" w:val="04A0"/>
-      </w:tblPr>
-      <w:tblGrid>
-        <w:gridCol w:w="3324"/>
-        <w:gridCol w:w="3324"/>
-        <w:gridCol w:w="3324"/>
-      </w:tblGrid>
-      <w:tr>
-        <w:tc>
-          <w:tcPr>
-            <w:tcW w:type="dxa" w:w="2835"/>
-            <w:shd w:val="clear" w:color="auto" w:fill="1B5E3B"/>
-          </w:tcPr>
-          <w:p>
-            <w:r/>
-            <w:r>
-              <w:rPr>
-                <w:b/>
-                <w:color w:val="FFFFFF"/>
-              </w:rPr>
-              <w:t>Ligne</w:t>
-            </w:r>
-          </w:p>
-        </w:tc>
-        <w:tc>
-          <w:tcPr>
-            <w:tcW w:type="dxa" w:w="3969"/>
-            <w:shd w:val="clear" w:color="auto" w:fill="1B5E3B"/>
-          </w:tcPr>
-          <w:p>
-            <w:r/>
-            <w:r>
-              <w:rPr>
-                <w:b/>
-                <w:color w:val="FFFFFF"/>
-              </w:rPr>
-              <w:t>Détail</w:t>
-            </w:r>
-          </w:p>
-        </w:tc>
-        <w:tc>
-          <w:tcPr>
-            <w:tcW w:type="dxa" w:w="2551"/>
-            <w:shd w:val="clear" w:color="auto" w:fill="1B5E3B"/>
-          </w:tcPr>
-          <w:p>
-            <w:r/>
-            <w:r>
-              <w:rPr>
-                <w:b/>
-                <w:color w:val="FFFFFF"/>
-              </w:rPr>
-              <w:t>Montant</w:t>
-            </w:r>
-          </w:p>
-        </w:tc>
-      </w:tr>
-      <w:tr>
-        <w:tc>
-          <w:tcPr>
-            <w:tcW w:type="dxa" w:w="2835"/>
-          </w:tcPr>
-          <w:p>
-            <w:r/>
-            <w:r>
-              <w:t>Coût calculé HT / an</w:t>
-            </w:r>
-          </w:p>
-        </w:tc>
-        <w:tc>
-          <w:tcPr>
-            <w:tcW w:type="dxa" w:w="3969"/>
-          </w:tcPr>
-          <w:p>
-            <w:r/>
-            <w:r>
-              <w:t>section ci-dessus</w:t>
-            </w:r>
-          </w:p>
-        </w:tc>
-        <w:tc>
-          <w:tcPr>
-            <w:tcW w:type="dxa" w:w="2551"/>
-          </w:tcPr>
-          <w:p>
-            <w:pPr>
-              <w:jc w:val="right"/>
-            </w:pPr>
-            <w:r/>
-            <w:r>
-              <w:t>260,28 €</w:t>
-            </w:r>
-          </w:p>
-        </w:tc>
-      </w:tr>
-      <w:tr>
-        <w:tc>
-          <w:tcPr>
-            <w:tcW w:type="dxa" w:w="2835"/>
-          </w:tcPr>
-          <w:p>
-            <w:r/>
-            <w:r>
-              <w:t>Provision</w:t>
-            </w:r>
-          </w:p>
-        </w:tc>
-        <w:tc>
-          <w:tcPr>
-            <w:tcW w:type="dxa" w:w="3969"/>
-          </w:tcPr>
-          <w:p>
-            <w:pPr>
-              <w:jc w:val="right"/>
-            </w:pPr>
-            <w:r/>
-            <w:r>
-              <w:t>majoration de 88 %</w:t>
-            </w:r>
-          </w:p>
-        </w:tc>
-        <w:tc>
-          <w:tcPr>
-            <w:tcW w:type="dxa" w:w="2551"/>
-          </w:tcPr>
-          <w:p>
-            <w:pPr>
-              <w:jc w:val="right"/>
-            </w:pPr>
-            <w:r/>
-            <w:r>
-              <w:t>229,72 €</w:t>
-            </w:r>
-          </w:p>
-        </w:tc>
-      </w:tr>
-      <w:tr>
-        <w:tc>
-          <w:tcPr>
-            <w:tcW w:type="dxa" w:w="2835"/>
+            <w:tcW w:type="dxa" w:w="2154"/>
             <w:shd w:val="clear" w:color="auto" w:fill="C9E4D2"/>
           </w:tcPr>
           <w:p>
@@ -1954,13 +1416,30 @@
                 <w:color w:val="1B5E3B"/>
                 <w:sz w:val="24"/>
               </w:rPr>
-              <w:t>Enveloppe retenue HT / an</w:t>
+              <w:t>Enveloppe retenue</w:t>
             </w:r>
           </w:p>
         </w:tc>
         <w:tc>
           <w:tcPr>
-            <w:tcW w:type="dxa" w:w="3969"/>
+            <w:tcW w:type="dxa" w:w="3118"/>
+            <w:shd w:val="clear" w:color="auto" w:fill="C9E4D2"/>
+          </w:tcPr>
+          <w:p>
+            <w:r/>
+            <w:r>
+              <w:rPr>
+                <w:b/>
+                <w:color w:val="1B5E3B"/>
+                <w:sz w:val="24"/>
+              </w:rPr>
+              <w:t>provision incluse</w:t>
+            </w:r>
+          </w:p>
+        </w:tc>
+        <w:tc>
+          <w:tcPr>
+            <w:tcW w:type="dxa" w:w="1814"/>
             <w:shd w:val="clear" w:color="auto" w:fill="C9E4D2"/>
           </w:tcPr>
           <w:p>
@@ -1976,7 +1455,7 @@
         </w:tc>
         <w:tc>
           <w:tcPr>
-            <w:tcW w:type="dxa" w:w="2551"/>
+            <w:tcW w:type="dxa" w:w="1814"/>
             <w:shd w:val="clear" w:color="auto" w:fill="C9E4D2"/>
           </w:tcPr>
           <w:p>
@@ -1998,7 +1477,7 @@
       <w:tr>
         <w:tc>
           <w:tcPr>
-            <w:tcW w:type="dxa" w:w="2835"/>
+            <w:tcW w:type="dxa" w:w="2154"/>
             <w:shd w:val="clear" w:color="auto" w:fill="E4F1E8"/>
           </w:tcPr>
           <w:p>
@@ -2007,13 +1486,41 @@
               <w:rPr>
                 <w:b/>
               </w:rPr>
-              <w:t>Équivalent HT / mois</w:t>
+              <w:t>Marge disponible</w:t>
             </w:r>
           </w:p>
         </w:tc>
         <w:tc>
           <w:tcPr>
-            <w:tcW w:type="dxa" w:w="3969"/>
+            <w:tcW w:type="dxa" w:w="3118"/>
+            <w:shd w:val="clear" w:color="auto" w:fill="E4F1E8"/>
+          </w:tcPr>
+          <w:p>
+            <w:r/>
+            <w:r>
+              <w:rPr>
+                <w:b/>
+              </w:rPr>
+            </w:r>
+          </w:p>
+        </w:tc>
+        <w:tc>
+          <w:tcPr>
+            <w:tcW w:type="dxa" w:w="1814"/>
+            <w:shd w:val="clear" w:color="auto" w:fill="E4F1E8"/>
+          </w:tcPr>
+          <w:p>
+            <w:r/>
+            <w:r>
+              <w:rPr>
+                <w:b/>
+              </w:rPr>
+            </w:r>
+          </w:p>
+        </w:tc>
+        <w:tc>
+          <w:tcPr>
+            <w:tcW w:type="dxa" w:w="1814"/>
             <w:shd w:val="clear" w:color="auto" w:fill="E4F1E8"/>
           </w:tcPr>
           <w:p>
@@ -2025,78 +1532,7 @@
               <w:rPr>
                 <w:b/>
               </w:rPr>
-              <w:t>490,00 € / 12</w:t>
-            </w:r>
-          </w:p>
-        </w:tc>
-        <w:tc>
-          <w:tcPr>
-            <w:tcW w:type="dxa" w:w="2551"/>
-            <w:shd w:val="clear" w:color="auto" w:fill="E4F1E8"/>
-          </w:tcPr>
-          <w:p>
-            <w:pPr>
-              <w:jc w:val="right"/>
-            </w:pPr>
-            <w:r/>
-            <w:r>
-              <w:rPr>
-                <w:b/>
-              </w:rPr>
-              <w:t>40,83 €</w:t>
-            </w:r>
-          </w:p>
-        </w:tc>
-      </w:tr>
-      <w:tr>
-        <w:tc>
-          <w:tcPr>
-            <w:tcW w:type="dxa" w:w="2835"/>
-            <w:shd w:val="clear" w:color="auto" w:fill="E4F1E8"/>
-          </w:tcPr>
-          <w:p>
-            <w:r/>
-            <w:r>
-              <w:rPr>
-                <w:b/>
-              </w:rPr>
-              <w:t>Enveloppe TTC / an</w:t>
-            </w:r>
-          </w:p>
-        </w:tc>
-        <w:tc>
-          <w:tcPr>
-            <w:tcW w:type="dxa" w:w="3969"/>
-            <w:shd w:val="clear" w:color="auto" w:fill="E4F1E8"/>
-          </w:tcPr>
-          <w:p>
-            <w:pPr>
-              <w:jc w:val="right"/>
-            </w:pPr>
-            <w:r/>
-            <w:r>
-              <w:rPr>
-                <w:b/>
-              </w:rPr>
-              <w:t>TVA 20 %</w:t>
-            </w:r>
-          </w:p>
-        </w:tc>
-        <w:tc>
-          <w:tcPr>
-            <w:tcW w:type="dxa" w:w="2551"/>
-            <w:shd w:val="clear" w:color="auto" w:fill="E4F1E8"/>
-          </w:tcPr>
-          <w:p>
-            <w:pPr>
-              <w:jc w:val="right"/>
-            </w:pPr>
-            <w:r/>
-            <w:r>
-              <w:rPr>
-                <w:b/>
-              </w:rPr>
-              <w:t>588,00 €</w:t>
+              <w:t>220,19 €</w:t>
             </w:r>
           </w:p>
         </w:tc>
@@ -2109,7 +1545,7 @@
           <w:b w:val="0"/>
           <w:i w:val="0"/>
         </w:rPr>
-        <w:t>Le stockage objet exige un projet Public Cloud, distinct du VPS, sans frais fixe. Pour mémoire, le scénario « production seule » sur VPS-2 revenait à 13,19 € HT par mois ; il a été écarté pour conserver un environnement de test permanent.</w:t>
+        <w:t>Aucune TVA n'est à ajouter : les factures OVH vers la Guinée sont émises à 0 %, comme le confirme la facture de renouvellement de domaine du 16 septembre 2026. La provision couvre la croissance du volume de photos, les options ponctuelles, une hausse tarifaire en cours d'année et un éventuel passage à une gamme supérieure.</w:t>
       </w:r>
     </w:p>
     <w:p>
@@ -2120,7 +1556,7 @@
         <w:rPr>
           <w:color w:val="1B5E3B"/>
         </w:rPr>
-        <w:t>6. Recommandations</w:t>
+        <w:t>6. Ce qui reste à engager</w:t>
       </w:r>
     </w:p>
     <w:p>
@@ -2128,7 +1564,7 @@
         <w:pStyle w:val="ListBullet"/>
       </w:pPr>
       <w:r>
-        <w:t>Souscrire le VPS-3 avec engagement de douze mois dès validation : c'est l'hypothèse de ce budget, et le tarif sans engagement est d'environ 40 % plus élevé.</w:t>
+        <w:t>Nom de domaine synergia-guinee.com, 13,49 € par an, indépendant du serveur.</w:t>
       </w:r>
     </w:p>
     <w:p>
@@ -2136,7 +1572,7 @@
         <w:pStyle w:val="ListBullet"/>
       </w:pPr>
       <w:r>
-        <w:t>Activer la sauvegarde automatique du serveur : la base de données y réside et n'est pas répliquée.</w:t>
+        <w:t>Projet Public Cloud pour l'Object Storage, sans frais fixe, facturé à l'usage.</w:t>
       </w:r>
     </w:p>
     <w:p>
@@ -2144,23 +1580,7 @@
         <w:pStyle w:val="ListBullet"/>
       </w:pPr>
       <w:r>
-        <w:t>Basculer les photos sur l'Object Storage avant la mise en production, pour ne jamais avoir à migrer un volume important plus tard (procédure : docs/bascule-object-storage-ovh.md).</w:t>
-      </w:r>
-    </w:p>
-    <w:p>
-      <w:pPr>
-        <w:pStyle w:val="ListBullet"/>
-      </w:pPr>
-      <w:r>
-        <w:t>Surveiller la mémoire après mise en route : 16,2 Go réservés sur 24 Go laissent la marge du système, de Docker et des pics.</w:t>
-      </w:r>
-    </w:p>
-    <w:p>
-      <w:pPr>
-        <w:pStyle w:val="ListBullet"/>
-      </w:pPr>
-      <w:r>
-        <w:t>Suivre la consommation réelle contre l'enveloppe chaque trimestre : au rythme calculé, 229,72 € restent disponibles sur l'année pour les imprévus.</w:t>
+        <w:t>Rien d'autre : la sauvegarde est incluse et aucune option payante n'est nécessaire.</w:t>
       </w:r>
     </w:p>
     <w:p>
@@ -2179,7 +1599,7 @@
         <w:pStyle w:val="ListBullet"/>
       </w:pPr>
       <w:r>
-        <w:t xml:space="preserve">OVHcloud — page officielle des VPS (configurateur et tarifs du jour) — </w:t>
+        <w:t xml:space="preserve">OVHcloud — page officielle des VPS — </w:t>
       </w:r>
       <w:hyperlink r:id="rId9">
         <w:r>
@@ -2196,9 +1616,26 @@
         <w:pStyle w:val="ListBullet"/>
       </w:pPr>
       <w:r>
-        <w:t xml:space="preserve">OVHcloud — tarifs Public Cloud (Object Storage, Block Storage) — </w:t>
+        <w:t xml:space="preserve">OVHcloud — gamme VPS et tarifs détaillés — </w:t>
       </w:r>
       <w:hyperlink r:id="rId10">
+        <w:r>
+          <w:rPr>
+            <w:color w:val="1B5E3B"/>
+            <w:u w:val="single"/>
+          </w:rPr>
+          <w:t xml:space="preserve">https://www.ovhcloud.com/fr/vps/unmetered-vps/</w:t>
+        </w:r>
+      </w:hyperlink>
+    </w:p>
+    <w:p>
+      <w:pPr>
+        <w:pStyle w:val="ListBullet"/>
+      </w:pPr>
+      <w:r>
+        <w:t xml:space="preserve">OVHcloud — tarifs Public Cloud — </w:t>
+      </w:r>
+      <w:hyperlink r:id="rId11">
         <w:r>
           <w:rPr>
             <w:color w:val="1B5E3B"/>
@@ -2213,9 +1650,9 @@
         <w:pStyle w:val="ListBullet"/>
       </w:pPr>
       <w:r>
-        <w:t xml:space="preserve">OVHcloud — points d'accès S3 et régions de l'Object Storage — </w:t>
+        <w:t xml:space="preserve">OVHcloud — points d'accès S3 et régions — </w:t>
       </w:r>
-      <w:hyperlink r:id="rId11">
+      <w:hyperlink r:id="rId12">
         <w:r>
           <w:rPr>
             <w:color w:val="1B5E3B"/>
@@ -2230,9 +1667,9 @@
         <w:pStyle w:val="ListBullet"/>
       </w:pPr>
       <w:r>
-        <w:t xml:space="preserve">OVHcloud — FAQ Object Storage (facturation, compatibilité S3) — </w:t>
+        <w:t xml:space="preserve">OVHcloud — FAQ Object Storage — </w:t>
       </w:r>
-      <w:hyperlink r:id="rId12">
+      <w:hyperlink r:id="rId13">
         <w:r>
           <w:rPr>
             <w:color w:val="1B5E3B"/>
@@ -2247,15 +1684,15 @@
         <w:pStyle w:val="ListBullet"/>
       </w:pPr>
       <w:r>
-        <w:t xml:space="preserve">Test OVHcloud VPS 2026 — hebergement-vps.fr (mise à jour mai 2026) — </w:t>
+        <w:t xml:space="preserve">OVHcloud — tarif du .com — </w:t>
       </w:r>
-      <w:hyperlink r:id="rId13">
+      <w:hyperlink r:id="rId14">
         <w:r>
           <w:rPr>
             <w:color w:val="1B5E3B"/>
             <w:u w:val="single"/>
           </w:rPr>
-          <w:t xml:space="preserve">https://www.hebergement-vps.fr/test/ovhcloud</w:t>
+          <w:t xml:space="preserve">https://www.ovhcloud.com/en/domains/tld/com/</w:t>
         </w:r>
       </w:hyperlink>
     </w:p>
@@ -2264,24 +1701,7 @@
         <w:pStyle w:val="ListBullet"/>
       </w:pPr>
       <w:r>
-        <w:t xml:space="preserve">OVHcloud augmente fortement le prix de ses VPS 2026 et IPv4 — christophevincent.fr — </w:t>
-      </w:r>
-      <w:hyperlink r:id="rId14">
-        <w:r>
-          <w:rPr>
-            <w:color w:val="1B5E3B"/>
-            <w:u w:val="single"/>
-          </w:rPr>
-          <w:t xml:space="preserve">https://christophevincent.fr/ovhcloud-augmente-fortement-le-prix-de-ses-vps-2026-et-ipv4/</w:t>
-        </w:r>
-      </w:hyperlink>
-    </w:p>
-    <w:p>
-      <w:pPr>
-        <w:pStyle w:val="ListBullet"/>
-      </w:pPr>
-      <w:r>
-        <w:t xml:space="preserve">VPS OVHcloud 2026 — tophebergeur.com — </w:t>
+        <w:t xml:space="preserve">OVHcloud — augmenter les ressources d'un VPS — </w:t>
       </w:r>
       <w:hyperlink r:id="rId15">
         <w:r>
@@ -2289,41 +1709,7 @@
             <w:color w:val="1B5E3B"/>
             <w:u w:val="single"/>
           </w:rPr>
-          <w:t xml:space="preserve">https://www.tophebergeur.com/produit/ovh-vps/</w:t>
-        </w:r>
-      </w:hyperlink>
-    </w:p>
-    <w:p>
-      <w:pPr>
-        <w:pStyle w:val="ListBullet"/>
-      </w:pPr>
-      <w:r>
-        <w:t xml:space="preserve">OVHcloud Object Storage pricing — s3providers.com — </w:t>
-      </w:r>
-      <w:hyperlink r:id="rId16">
-        <w:r>
-          <w:rPr>
-            <w:color w:val="1B5E3B"/>
-            <w:u w:val="single"/>
-          </w:rPr>
-          <w:t xml:space="preserve">https://s3providers.com/providers/ovhcloud-object-storage</w:t>
-        </w:r>
-      </w:hyperlink>
-    </w:p>
-    <w:p>
-      <w:pPr>
-        <w:pStyle w:val="ListBullet"/>
-      </w:pPr>
-      <w:r>
-        <w:t xml:space="preserve">OVHcloud Object Storage pricing and free tier — whichdevtool.com — </w:t>
-      </w:r>
-      <w:hyperlink r:id="rId17">
-        <w:r>
-          <w:rPr>
-            <w:color w:val="1B5E3B"/>
-            <w:u w:val="single"/>
-          </w:rPr>
-          <w:t xml:space="preserve">https://whichdevtool.com/tools/ovhcloud-object-storage/</w:t>
+          <w:t xml:space="preserve">https://docs.ovhcloud.com/en/guides/bare-metal-cloud/virtual-private-servers/upgrade-resources</w:t>
         </w:r>
       </w:hyperlink>
     </w:p>
@@ -2333,7 +1719,7 @@
           <w:b w:val="0"/>
           <w:i/>
         </w:rPr>
-        <w:t>Les tarifs OVHcloud évoluent ; vérifier le configurateur officiel avant commande.</w:t>
+        <w:t>Les tarifs OVHcloud évoluent ; les montants estimés pour les engagements courts sont dérivés du barème du VPS-3 et restent à confirmer dans le configurateur.</w:t>
       </w:r>
     </w:p>
     <w:sectPr>
